--- a/txt/实验报告模板_lab3.docx
+++ b/txt/实验报告模板_lab3.docx
@@ -937,6 +937,7 @@
     <w:p>
       <w:pPr>
         <w:numPr>
+          <w:ilvl w:val="0"/>
           <w:numId w:val="0"/>
         </w:numPr>
         <w:spacing w:line="264" w:lineRule="auto"/>
@@ -1523,6 +1524,7 @@
         <w:keepLines w:val="0"/>
         <w:widowControl/>
         <w:numPr>
+          <w:ilvl w:val="0"/>
           <w:numId w:val="0"/>
         </w:numPr>
         <w:suppressLineNumbers w:val="0"/>
@@ -1580,6 +1582,7 @@
         <w:keepLines w:val="0"/>
         <w:widowControl/>
         <w:numPr>
+          <w:ilvl w:val="0"/>
           <w:numId w:val="0"/>
         </w:numPr>
         <w:suppressLineNumbers w:val="0"/>
@@ -1616,6 +1619,7 @@
         <w:keepLines w:val="0"/>
         <w:widowControl/>
         <w:numPr>
+          <w:ilvl w:val="0"/>
           <w:numId w:val="0"/>
         </w:numPr>
         <w:suppressLineNumbers w:val="0"/>
@@ -1652,6 +1656,7 @@
         <w:keepLines w:val="0"/>
         <w:widowControl/>
         <w:numPr>
+          <w:ilvl w:val="0"/>
           <w:numId w:val="0"/>
         </w:numPr>
         <w:suppressLineNumbers w:val="0"/>
@@ -1688,6 +1693,7 @@
         <w:keepLines w:val="0"/>
         <w:widowControl/>
         <w:numPr>
+          <w:ilvl w:val="0"/>
           <w:numId w:val="0"/>
         </w:numPr>
         <w:suppressLineNumbers w:val="0"/>
@@ -1724,6 +1730,7 @@
         <w:keepLines w:val="0"/>
         <w:widowControl/>
         <w:numPr>
+          <w:ilvl w:val="0"/>
           <w:numId w:val="0"/>
         </w:numPr>
         <w:suppressLineNumbers w:val="0"/>
@@ -1940,10 +1947,140 @@
         <w:ind w:firstLine="0"/>
         <w:jc w:val="both"/>
         <w:textAlignment w:val="baseline"/>
-        <w:rPr>
-          <w:rFonts w:hint="eastAsia" w:ascii="宋体" w:hAnsi="宋体"/>
-        </w:rPr>
-      </w:pPr>
+      </w:pPr>
+      <w:r>
+        <w:drawing>
+          <wp:inline distT="0" distB="0" distL="114300" distR="114300">
+            <wp:extent cx="5937885" cy="2273300"/>
+            <wp:effectExtent l="0" t="0" r="5715" b="0"/>
+            <wp:docPr id="1" name="图片 1"/>
+            <wp:cNvGraphicFramePr>
+              <a:graphicFrameLocks xmlns:a="http://schemas.openxmlformats.org/drawingml/2006/main" noChangeAspect="1"/>
+            </wp:cNvGraphicFramePr>
+            <a:graphic xmlns:a="http://schemas.openxmlformats.org/drawingml/2006/main">
+              <a:graphicData uri="http://schemas.openxmlformats.org/drawingml/2006/picture">
+                <pic:pic xmlns:pic="http://schemas.openxmlformats.org/drawingml/2006/picture">
+                  <pic:nvPicPr>
+                    <pic:cNvPr id="1" name="图片 1"/>
+                    <pic:cNvPicPr>
+                      <a:picLocks noChangeAspect="1"/>
+                    </pic:cNvPicPr>
+                  </pic:nvPicPr>
+                  <pic:blipFill>
+                    <a:blip r:embed="rId6"/>
+                    <a:stretch>
+                      <a:fillRect/>
+                    </a:stretch>
+                  </pic:blipFill>
+                  <pic:spPr>
+                    <a:xfrm>
+                      <a:off x="0" y="0"/>
+                      <a:ext cx="5937885" cy="2273300"/>
+                    </a:xfrm>
+                    <a:prstGeom prst="rect">
+                      <a:avLst/>
+                    </a:prstGeom>
+                    <a:noFill/>
+                    <a:ln>
+                      <a:noFill/>
+                    </a:ln>
+                  </pic:spPr>
+                </pic:pic>
+              </a:graphicData>
+            </a:graphic>
+          </wp:inline>
+        </w:drawing>
+      </w:r>
+    </w:p>
+    <w:p>
+      <w:pPr>
+        <w:pStyle w:val="23"/>
+        <w:spacing w:line="264" w:lineRule="auto"/>
+        <w:ind w:left="2520" w:leftChars="0" w:firstLine="960" w:firstLineChars="400"/>
+        <w:jc w:val="left"/>
+        <w:textAlignment w:val="baseline"/>
+        <w:rPr>
+          <w:rFonts w:hint="eastAsia" w:ascii="宋体" w:hAnsi="宋体" w:eastAsia="宋体" w:cs="宋体"/>
+          <w:b/>
+          <w:bCs/>
+          <w:color w:val="000000"/>
+          <w:kern w:val="0"/>
+          <w:sz w:val="21"/>
+          <w:szCs w:val="21"/>
+          <w:lang w:val="en-US" w:eastAsia="zh-CN" w:bidi="ar"/>
+        </w:rPr>
+      </w:pPr>
+      <w:r>
+        <w:rPr>
+          <w:rFonts w:hint="eastAsia"/>
+          <w:lang w:val="en-US" w:eastAsia="zh-CN"/>
+        </w:rPr>
+        <w:t>图1.</w:t>
+      </w:r>
+      <w:r>
+        <w:rPr>
+          <w:rFonts w:hint="eastAsia" w:ascii="宋体" w:hAnsi="宋体" w:eastAsia="宋体" w:cs="宋体"/>
+          <w:b/>
+          <w:bCs/>
+          <w:color w:val="000000"/>
+          <w:kern w:val="0"/>
+          <w:sz w:val="21"/>
+          <w:szCs w:val="21"/>
+          <w:lang w:val="en-US" w:eastAsia="zh-CN" w:bidi="ar"/>
+        </w:rPr>
+        <w:t>交通灯系统控制器</w:t>
+      </w:r>
+    </w:p>
+    <w:p>
+      <w:pPr>
+        <w:pStyle w:val="23"/>
+        <w:spacing w:line="264" w:lineRule="auto"/>
+        <w:jc w:val="left"/>
+        <w:textAlignment w:val="baseline"/>
+      </w:pPr>
+      <w:r>
+        <w:drawing>
+          <wp:inline distT="0" distB="0" distL="114300" distR="114300">
+            <wp:extent cx="5339715" cy="4203700"/>
+            <wp:effectExtent l="0" t="0" r="6985" b="0"/>
+            <wp:docPr id="2" name="图片 2"/>
+            <wp:cNvGraphicFramePr>
+              <a:graphicFrameLocks xmlns:a="http://schemas.openxmlformats.org/drawingml/2006/main" noChangeAspect="1"/>
+            </wp:cNvGraphicFramePr>
+            <a:graphic xmlns:a="http://schemas.openxmlformats.org/drawingml/2006/main">
+              <a:graphicData uri="http://schemas.openxmlformats.org/drawingml/2006/picture">
+                <pic:pic xmlns:pic="http://schemas.openxmlformats.org/drawingml/2006/picture">
+                  <pic:nvPicPr>
+                    <pic:cNvPr id="2" name="图片 2"/>
+                    <pic:cNvPicPr>
+                      <a:picLocks noChangeAspect="1"/>
+                    </pic:cNvPicPr>
+                  </pic:nvPicPr>
+                  <pic:blipFill>
+                    <a:blip r:embed="rId7"/>
+                    <a:stretch>
+                      <a:fillRect/>
+                    </a:stretch>
+                  </pic:blipFill>
+                  <pic:spPr>
+                    <a:xfrm>
+                      <a:off x="0" y="0"/>
+                      <a:ext cx="5339715" cy="4203700"/>
+                    </a:xfrm>
+                    <a:prstGeom prst="rect">
+                      <a:avLst/>
+                    </a:prstGeom>
+                    <a:noFill/>
+                    <a:ln>
+                      <a:noFill/>
+                    </a:ln>
+                  </pic:spPr>
+                </pic:pic>
+              </a:graphicData>
+            </a:graphic>
+          </wp:inline>
+        </w:drawing>
+      </w:r>
     </w:p>
     <w:p>
       <w:pPr>
@@ -1952,6 +2089,106 @@
         <w:widowControl/>
         <w:suppressLineNumbers w:val="0"/>
         <w:jc w:val="left"/>
+        <w:rPr>
+          <w:rFonts w:hint="default" w:ascii="宋体" w:hAnsi="宋体" w:eastAsia="宋体" w:cs="宋体"/>
+          <w:b/>
+          <w:kern w:val="0"/>
+          <w:sz w:val="24"/>
+          <w:szCs w:val="24"/>
+          <w:lang w:val="en-US" w:eastAsia="zh-CN" w:bidi="ar"/>
+        </w:rPr>
+      </w:pPr>
+      <w:r>
+        <w:rPr>
+          <w:rFonts w:hint="eastAsia" w:ascii="宋体" w:hAnsi="宋体" w:eastAsia="宋体" w:cs="宋体"/>
+          <w:b/>
+          <w:kern w:val="0"/>
+          <w:sz w:val="24"/>
+          <w:szCs w:val="24"/>
+          <w:lang w:val="en-US" w:eastAsia="zh-CN" w:bidi="ar"/>
+        </w:rPr>
+        <w:t>布尔表达式：</w:t>
+      </w:r>
+    </w:p>
+    <w:p>
+      <w:pPr>
+        <w:keepNext w:val="0"/>
+        <w:keepLines w:val="0"/>
+        <w:widowControl/>
+        <w:suppressLineNumbers w:val="0"/>
+        <w:ind w:left="420" w:leftChars="0" w:firstLine="420" w:firstLineChars="0"/>
+        <w:jc w:val="left"/>
+        <w:rPr>
+          <w:rFonts w:hint="default" w:ascii="宋体" w:hAnsi="宋体" w:eastAsia="宋体" w:cs="宋体"/>
+          <w:b/>
+          <w:kern w:val="0"/>
+          <w:sz w:val="24"/>
+          <w:szCs w:val="24"/>
+          <w:lang w:val="en-US" w:eastAsia="zh-CN" w:bidi="ar"/>
+        </w:rPr>
+      </w:pPr>
+      <w:r>
+        <w:rPr>
+          <w:rFonts w:hint="default" w:ascii="宋体" w:hAnsi="宋体" w:eastAsia="宋体" w:cs="宋体"/>
+          <w:b/>
+          <w:kern w:val="0"/>
+          <w:sz w:val="24"/>
+          <w:szCs w:val="24"/>
+          <w:lang w:val="en-US" w:eastAsia="zh-CN" w:bidi="ar"/>
+        </w:rPr>
+        <w:t>S1_next = ~S1⋅S0+S1⋅~S0</w:t>
+      </w:r>
+    </w:p>
+    <w:p>
+      <w:pPr>
+        <w:keepNext w:val="0"/>
+        <w:keepLines w:val="0"/>
+        <w:widowControl/>
+        <w:suppressLineNumbers w:val="0"/>
+        <w:ind w:left="420" w:leftChars="0" w:firstLine="420" w:firstLineChars="0"/>
+        <w:jc w:val="left"/>
+        <w:rPr>
+          <w:rFonts w:hint="default" w:ascii="宋体" w:hAnsi="宋体" w:eastAsia="宋体" w:cs="宋体"/>
+          <w:b/>
+          <w:kern w:val="0"/>
+          <w:sz w:val="24"/>
+          <w:szCs w:val="24"/>
+          <w:lang w:val="en-US" w:eastAsia="zh-CN" w:bidi="ar"/>
+        </w:rPr>
+      </w:pPr>
+      <w:r>
+        <w:rPr>
+          <w:rFonts w:hint="default" w:ascii="宋体" w:hAnsi="宋体" w:eastAsia="宋体" w:cs="宋体"/>
+          <w:b/>
+          <w:kern w:val="0"/>
+          <w:sz w:val="24"/>
+          <w:szCs w:val="24"/>
+          <w:lang w:val="en-US" w:eastAsia="zh-CN" w:bidi="ar"/>
+        </w:rPr>
+        <w:t>S0_next = ~S1⋅~S0⋅~Ta+S1⋅~S0⋅~Tb</w:t>
+      </w:r>
+    </w:p>
+    <w:p>
+      <w:pPr>
+        <w:keepNext w:val="0"/>
+        <w:keepLines w:val="0"/>
+        <w:widowControl/>
+        <w:suppressLineNumbers w:val="0"/>
+        <w:jc w:val="left"/>
+        <w:rPr>
+          <w:rFonts w:hint="eastAsia" w:ascii="宋体" w:hAnsi="宋体"/>
+          <w:b/>
+          <w:bCs/>
+        </w:rPr>
+      </w:pPr>
+    </w:p>
+    <w:p>
+      <w:pPr>
+        <w:keepNext w:val="0"/>
+        <w:keepLines w:val="0"/>
+        <w:widowControl/>
+        <w:suppressLineNumbers w:val="0"/>
+        <w:jc w:val="left"/>
       </w:pPr>
       <w:r>
         <w:rPr>
@@ -1981,6 +2218,7 @@
         <w:keepLines w:val="0"/>
         <w:widowControl/>
         <w:numPr>
+          <w:ilvl w:val="0"/>
           <w:numId w:val="0"/>
         </w:numPr>
         <w:suppressLineNumbers w:val="0"/>
@@ -2055,6 +2293,7 @@
         <w:keepLines w:val="0"/>
         <w:widowControl/>
         <w:numPr>
+          <w:ilvl w:val="0"/>
           <w:numId w:val="0"/>
         </w:numPr>
         <w:suppressLineNumbers w:val="0"/>
@@ -2101,6 +2340,7 @@
         <w:keepLines w:val="0"/>
         <w:widowControl/>
         <w:numPr>
+          <w:ilvl w:val="0"/>
           <w:numId w:val="0"/>
         </w:numPr>
         <w:suppressLineNumbers w:val="0"/>
@@ -2263,8 +2503,6 @@
         <w:ind w:left="1260" w:leftChars="0" w:firstLine="420" w:firstLineChars="0"/>
         <w:jc w:val="left"/>
       </w:pPr>
-      <w:bookmarkStart w:id="1" w:name="_GoBack"/>
-      <w:bookmarkEnd w:id="1"/>
       <w:r>
         <w:rPr>
           <w:rStyle w:val="12"/>
@@ -2304,6 +2542,7 @@
         <w:keepLines w:val="0"/>
         <w:widowControl/>
         <w:numPr>
+          <w:ilvl w:val="0"/>
           <w:numId w:val="0"/>
         </w:numPr>
         <w:suppressLineNumbers w:val="0"/>
@@ -2325,18 +2564,164 @@
         </w:rPr>
         <w:t xml:space="preserve">  </w:t>
       </w:r>
+      <w:r>
+        <w:drawing>
+          <wp:inline distT="0" distB="0" distL="114300" distR="114300">
+            <wp:extent cx="5936615" cy="3356610"/>
+            <wp:effectExtent l="0" t="0" r="6985" b="8890"/>
+            <wp:docPr id="3" name="图片 3"/>
+            <wp:cNvGraphicFramePr>
+              <a:graphicFrameLocks xmlns:a="http://schemas.openxmlformats.org/drawingml/2006/main" noChangeAspect="1"/>
+            </wp:cNvGraphicFramePr>
+            <a:graphic xmlns:a="http://schemas.openxmlformats.org/drawingml/2006/main">
+              <a:graphicData uri="http://schemas.openxmlformats.org/drawingml/2006/picture">
+                <pic:pic xmlns:pic="http://schemas.openxmlformats.org/drawingml/2006/picture">
+                  <pic:nvPicPr>
+                    <pic:cNvPr id="3" name="图片 3"/>
+                    <pic:cNvPicPr>
+                      <a:picLocks noChangeAspect="1"/>
+                    </pic:cNvPicPr>
+                  </pic:nvPicPr>
+                  <pic:blipFill>
+                    <a:blip r:embed="rId8"/>
+                    <a:stretch>
+                      <a:fillRect/>
+                    </a:stretch>
+                  </pic:blipFill>
+                  <pic:spPr>
+                    <a:xfrm>
+                      <a:off x="0" y="0"/>
+                      <a:ext cx="5936615" cy="3356610"/>
+                    </a:xfrm>
+                    <a:prstGeom prst="rect">
+                      <a:avLst/>
+                    </a:prstGeom>
+                    <a:noFill/>
+                    <a:ln>
+                      <a:noFill/>
+                    </a:ln>
+                  </pic:spPr>
+                </pic:pic>
+              </a:graphicData>
+            </a:graphic>
+          </wp:inline>
+        </w:drawing>
+      </w:r>
     </w:p>
     <w:p>
       <w:pPr>
         <w:pStyle w:val="23"/>
+        <w:numPr>
+          <w:numId w:val="0"/>
+        </w:numPr>
         <w:spacing w:line="264" w:lineRule="auto"/>
-        <w:ind w:firstLine="0"/>
-        <w:jc w:val="both"/>
+        <w:ind w:leftChars="0"/>
+        <w:jc w:val="center"/>
         <w:textAlignment w:val="baseline"/>
         <w:rPr>
           <w:rFonts w:hint="eastAsia" w:ascii="宋体" w:hAnsi="宋体"/>
-        </w:rPr>
-      </w:pPr>
+          <w:b/>
+          <w:bCs/>
+          <w:lang w:val="en-US" w:eastAsia="zh-CN"/>
+        </w:rPr>
+      </w:pPr>
+      <w:r>
+        <w:rPr>
+          <w:rFonts w:hint="eastAsia" w:ascii="宋体" w:hAnsi="宋体"/>
+          <w:b/>
+          <w:bCs/>
+          <w:lang w:val="en-US" w:eastAsia="zh-CN"/>
+        </w:rPr>
+        <w:t>图2.JMU</w:t>
+      </w:r>
+    </w:p>
+    <w:p>
+      <w:pPr>
+        <w:pStyle w:val="23"/>
+        <w:numPr>
+          <w:numId w:val="0"/>
+        </w:numPr>
+        <w:spacing w:line="264" w:lineRule="auto"/>
+        <w:ind w:leftChars="0"/>
+        <w:jc w:val="center"/>
+        <w:textAlignment w:val="baseline"/>
+        <w:rPr>
+          <w:rFonts w:hint="default" w:ascii="宋体" w:hAnsi="宋体"/>
+          <w:b/>
+          <w:bCs/>
+          <w:lang w:val="en-US" w:eastAsia="zh-CN"/>
+        </w:rPr>
+      </w:pPr>
+      <w:bookmarkStart w:id="1" w:name="_GoBack"/>
+      <w:r>
+        <w:drawing>
+          <wp:inline distT="0" distB="0" distL="114300" distR="114300">
+            <wp:extent cx="3614420" cy="3528060"/>
+            <wp:effectExtent l="0" t="0" r="5080" b="2540"/>
+            <wp:docPr id="4" name="图片 4"/>
+            <wp:cNvGraphicFramePr>
+              <a:graphicFrameLocks xmlns:a="http://schemas.openxmlformats.org/drawingml/2006/main" noChangeAspect="1"/>
+            </wp:cNvGraphicFramePr>
+            <a:graphic xmlns:a="http://schemas.openxmlformats.org/drawingml/2006/main">
+              <a:graphicData uri="http://schemas.openxmlformats.org/drawingml/2006/picture">
+                <pic:pic xmlns:pic="http://schemas.openxmlformats.org/drawingml/2006/picture">
+                  <pic:nvPicPr>
+                    <pic:cNvPr id="4" name="图片 4"/>
+                    <pic:cNvPicPr>
+                      <a:picLocks noChangeAspect="1"/>
+                    </pic:cNvPicPr>
+                  </pic:nvPicPr>
+                  <pic:blipFill>
+                    <a:blip r:embed="rId9"/>
+                    <a:stretch>
+                      <a:fillRect/>
+                    </a:stretch>
+                  </pic:blipFill>
+                  <pic:spPr>
+                    <a:xfrm>
+                      <a:off x="0" y="0"/>
+                      <a:ext cx="3614420" cy="3528060"/>
+                    </a:xfrm>
+                    <a:prstGeom prst="rect">
+                      <a:avLst/>
+                    </a:prstGeom>
+                    <a:noFill/>
+                    <a:ln>
+                      <a:noFill/>
+                    </a:ln>
+                  </pic:spPr>
+                </pic:pic>
+              </a:graphicData>
+            </a:graphic>
+          </wp:inline>
+        </w:drawing>
+      </w:r>
+      <w:bookmarkEnd w:id="1"/>
+    </w:p>
+    <w:p>
+      <w:pPr>
+        <w:keepNext w:val="0"/>
+        <w:keepLines w:val="0"/>
+        <w:widowControl/>
+        <w:suppressLineNumbers w:val="0"/>
+        <w:ind w:firstLine="420" w:firstLineChars="0"/>
+        <w:jc w:val="center"/>
+        <w:rPr>
+          <w:rFonts w:hint="default" w:ascii="宋体" w:hAnsi="宋体" w:eastAsia="宋体"/>
+          <w:b/>
+          <w:bCs/>
+          <w:lang w:val="en-US" w:eastAsia="zh-CN"/>
+        </w:rPr>
+      </w:pPr>
+      <w:r>
+        <w:rPr>
+          <w:rFonts w:hint="eastAsia" w:ascii="宋体" w:hAnsi="宋体"/>
+          <w:b/>
+          <w:bCs/>
+          <w:lang w:val="en-US" w:eastAsia="zh-CN"/>
+        </w:rPr>
+        <w:t>图3.J,M,U</w:t>
+      </w:r>
     </w:p>
     <w:p>
       <w:pPr>
@@ -2823,7 +3208,7 @@
     <w:lsdException w:unhideWhenUsed="0" w:uiPriority="0" w:semiHidden="0" w:name="HTML Acronym"/>
     <w:lsdException w:unhideWhenUsed="0" w:uiPriority="0" w:semiHidden="0" w:name="HTML Address"/>
     <w:lsdException w:unhideWhenUsed="0" w:uiPriority="0" w:semiHidden="0" w:name="HTML Cite"/>
-    <w:lsdException w:unhideWhenUsed="0" w:uiPriority="0" w:semiHidden="0" w:name="HTML Code"/>
+    <w:lsdException w:qFormat="1" w:unhideWhenUsed="0" w:uiPriority="0" w:semiHidden="0" w:name="HTML Code"/>
     <w:lsdException w:unhideWhenUsed="0" w:uiPriority="0" w:semiHidden="0" w:name="HTML Definition"/>
     <w:lsdException w:unhideWhenUsed="0" w:uiPriority="0" w:semiHidden="0" w:name="HTML Keyboard"/>
     <w:lsdException w:unhideWhenUsed="0" w:uiPriority="0" w:semiHidden="0" w:name="HTML Preformatted"/>
@@ -3196,6 +3581,7 @@
   <w:style w:type="character" w:styleId="16">
     <w:name w:val="HTML Code"/>
     <w:basedOn w:val="11"/>
+    <w:qFormat/>
     <w:uiPriority w:val="0"/>
     <w:rPr>
       <w:rFonts w:ascii="Courier New" w:hAnsi="Courier New"/>

--- a/txt/实验报告模板_lab3.docx
+++ b/txt/实验报告模板_lab3.docx
@@ -735,8 +735,10 @@
           <w:szCs w:val="28"/>
           <w:u w:val="single"/>
         </w:rPr>
-        <w:t xml:space="preserve">         </w:t>
-      </w:r>
+        <w:t xml:space="preserve"> </w:t>
+      </w:r>
+      <w:bookmarkStart w:id="1" w:name="_GoBack"/>
+      <w:bookmarkEnd w:id="1"/>
       <w:r>
         <w:rPr>
           <w:rFonts w:hint="eastAsia"/>
@@ -765,9 +767,11 @@
         <w:ind w:right="1291" w:rightChars="615" w:firstLine="1560" w:firstLineChars="555"/>
         <w:jc w:val="left"/>
         <w:rPr>
-          <w:sz w:val="28"/>
-          <w:szCs w:val="28"/>
-          <w:u w:val="single"/>
+          <w:rFonts w:hint="eastAsia" w:eastAsia="宋体"/>
+          <w:sz w:val="28"/>
+          <w:szCs w:val="28"/>
+          <w:u w:val="single"/>
+          <w:lang w:eastAsia="zh-CN"/>
         </w:rPr>
       </w:pPr>
       <w:r>
@@ -786,7 +790,36 @@
           <w:szCs w:val="28"/>
           <w:u w:val="single"/>
         </w:rPr>
-        <w:t xml:space="preserve">                            </w:t>
+        <w:t xml:space="preserve">       </w:t>
+      </w:r>
+      <w:r>
+        <w:rPr>
+          <w:rFonts w:hint="eastAsia"/>
+          <w:sz w:val="28"/>
+          <w:szCs w:val="28"/>
+          <w:u w:val="single"/>
+          <w:lang w:val="en-US" w:eastAsia="zh-CN"/>
+        </w:rPr>
+        <w:t xml:space="preserve">  2026/6/8</w:t>
+      </w:r>
+      <w:r>
+        <w:rPr>
+          <w:rFonts w:hint="eastAsia"/>
+          <w:sz w:val="28"/>
+          <w:szCs w:val="28"/>
+          <w:u w:val="single"/>
+        </w:rPr>
+        <w:t xml:space="preserve">            </w:t>
+      </w:r>
+      <w:r>
+        <w:rPr>
+          <w:rFonts w:hint="eastAsia"/>
+          <w:sz w:val="28"/>
+          <w:szCs w:val="28"/>
+          <w:u w:val="single"/>
+          <w:lang w:val="en-US" w:eastAsia="zh-CN"/>
+        </w:rPr>
+        <w:t xml:space="preserve"> </w:t>
       </w:r>
     </w:p>
     <w:p>
@@ -2612,6 +2645,7 @@
       <w:pPr>
         <w:pStyle w:val="23"/>
         <w:numPr>
+          <w:ilvl w:val="0"/>
           <w:numId w:val="0"/>
         </w:numPr>
         <w:spacing w:line="264" w:lineRule="auto"/>
@@ -2639,6 +2673,7 @@
       <w:pPr>
         <w:pStyle w:val="23"/>
         <w:numPr>
+          <w:ilvl w:val="0"/>
           <w:numId w:val="0"/>
         </w:numPr>
         <w:spacing w:line="264" w:lineRule="auto"/>
@@ -2652,7 +2687,6 @@
           <w:lang w:val="en-US" w:eastAsia="zh-CN"/>
         </w:rPr>
       </w:pPr>
-      <w:bookmarkStart w:id="1" w:name="_GoBack"/>
       <w:r>
         <w:drawing>
           <wp:inline distT="0" distB="0" distL="114300" distR="114300">
@@ -2696,7 +2730,6 @@
           </wp:inline>
         </w:drawing>
       </w:r>
-      <w:bookmarkEnd w:id="1"/>
     </w:p>
     <w:p>
       <w:pPr>

--- a/txt/实验报告模板_lab3.docx
+++ b/txt/实验报告模板_lab3.docx
@@ -701,7 +701,28 @@
           <w:szCs w:val="28"/>
           <w:u w:val="single"/>
         </w:rPr>
-        <w:t xml:space="preserve">         </w:t>
+        <w:t xml:space="preserve">        </w:t>
+      </w:r>
+      <w:r>
+        <w:rPr>
+          <w:rFonts w:hint="eastAsia"/>
+          <w:b/>
+          <w:sz w:val="28"/>
+          <w:szCs w:val="28"/>
+          <w:u w:val="single"/>
+          <w:lang w:val="en-US" w:eastAsia="zh-CN"/>
+        </w:rPr>
+        <w:t xml:space="preserve">  </w:t>
+      </w:r>
+      <w:r>
+        <w:rPr>
+          <w:rFonts w:hint="eastAsia"/>
+          <w:b/>
+          <w:sz w:val="28"/>
+          <w:szCs w:val="28"/>
+          <w:u w:val="single"/>
+        </w:rPr>
+        <w:t xml:space="preserve"> </w:t>
       </w:r>
     </w:p>
     <w:p>
@@ -737,6 +758,54 @@
         </w:rPr>
         <w:t xml:space="preserve"> </w:t>
       </w:r>
+      <w:r>
+        <w:rPr>
+          <w:rFonts w:hint="eastAsia"/>
+          <w:sz w:val="28"/>
+          <w:szCs w:val="28"/>
+          <w:u w:val="single"/>
+          <w:lang w:val="en-US" w:eastAsia="zh-CN"/>
+        </w:rPr>
+        <w:t>202521331048</w:t>
+      </w:r>
+      <w:r>
+        <w:rPr>
+          <w:rFonts w:hint="eastAsia"/>
+          <w:sz w:val="28"/>
+          <w:szCs w:val="28"/>
+          <w:u w:val="single"/>
+        </w:rPr>
+        <w:t xml:space="preserve">   </w:t>
+      </w:r>
+      <w:r>
+        <w:rPr>
+          <w:rFonts w:hint="eastAsia"/>
+          <w:sz w:val="28"/>
+          <w:szCs w:val="28"/>
+          <w:u w:val="single"/>
+          <w:lang w:val="en-US" w:eastAsia="zh-CN"/>
+        </w:rPr>
+        <w:t>2025213310</w:t>
+      </w:r>
+      <w:r>
+        <w:rPr>
+          <w:rFonts w:hint="eastAsia"/>
+          <w:sz w:val="28"/>
+          <w:szCs w:val="28"/>
+          <w:u w:val="single"/>
+        </w:rPr>
+        <w:t xml:space="preserve">  </w:t>
+      </w:r>
+      <w:r>
+        <w:rPr>
+          <w:rFonts w:hint="eastAsia"/>
+          <w:sz w:val="28"/>
+          <w:szCs w:val="28"/>
+          <w:u w:val="single"/>
+          <w:lang w:val="en-US" w:eastAsia="zh-CN"/>
+        </w:rPr>
+        <w:t xml:space="preserve"> </w:t>
+      </w:r>
       <w:bookmarkStart w:id="1" w:name="_GoBack"/>
       <w:bookmarkEnd w:id="1"/>
       <w:r>
@@ -745,18 +814,8 @@
           <w:sz w:val="28"/>
           <w:szCs w:val="28"/>
           <w:u w:val="single"/>
-          <w:lang w:val="en-US" w:eastAsia="zh-CN"/>
-        </w:rPr>
-        <w:t>202521331048</w:t>
-      </w:r>
-      <w:r>
-        <w:rPr>
-          <w:rFonts w:hint="eastAsia"/>
-          <w:sz w:val="28"/>
-          <w:szCs w:val="28"/>
-          <w:u w:val="single"/>
-        </w:rPr>
-        <w:t xml:space="preserve">       </w:t>
+        </w:rPr>
+        <w:t xml:space="preserve">  </w:t>
       </w:r>
     </w:p>
     <w:p>

--- a/txt/实验报告模板_lab3.docx
+++ b/txt/实验报告模板_lab3.docx
@@ -806,8 +806,6 @@
         </w:rPr>
         <w:t xml:space="preserve"> </w:t>
       </w:r>
-      <w:bookmarkStart w:id="1" w:name="_GoBack"/>
-      <w:bookmarkEnd w:id="1"/>
       <w:r>
         <w:rPr>
           <w:rFonts w:hint="eastAsia"/>
@@ -2871,6 +2869,8 @@
           <w:bCs/>
         </w:rPr>
       </w:pPr>
+      <w:bookmarkStart w:id="1" w:name="_GoBack"/>
+      <w:bookmarkEnd w:id="1"/>
     </w:p>
     <w:p>
       <w:pPr>
@@ -3035,6 +3035,20 @@
         <w:textAlignment w:val="baseline"/>
         <w:rPr>
           <w:rFonts w:hint="eastAsia" w:ascii="宋体" w:hAnsi="宋体"/>
+          <w:lang w:val="en-US" w:eastAsia="zh-CN"/>
+        </w:rPr>
+      </w:pPr>
+    </w:p>
+    <w:p>
+      <w:pPr>
+        <w:pStyle w:val="23"/>
+        <w:spacing w:line="264" w:lineRule="auto"/>
+        <w:ind w:firstLine="0"/>
+        <w:jc w:val="both"/>
+        <w:textAlignment w:val="baseline"/>
+        <w:rPr>
+          <w:rFonts w:hint="eastAsia" w:ascii="宋体" w:hAnsi="宋体"/>
+          <w:lang w:val="en-US" w:eastAsia="zh-CN"/>
         </w:rPr>
       </w:pPr>
     </w:p>
@@ -3045,11 +3059,12 @@
         <w:ind w:firstLine="0"/>
         <w:textAlignment w:val="baseline"/>
         <w:rPr>
-          <w:rFonts w:hint="eastAsia" w:ascii="宋体" w:hAnsi="宋体"/>
-          <w:b/>
-          <w:bCs/>
-          <w:sz w:val="28"/>
-          <w:szCs w:val="28"/>
+          <w:rFonts w:hint="eastAsia" w:ascii="宋体" w:hAnsi="宋体" w:eastAsia="宋体"/>
+          <w:b/>
+          <w:bCs/>
+          <w:sz w:val="28"/>
+          <w:szCs w:val="28"/>
+          <w:lang w:val="en-US" w:eastAsia="zh-CN"/>
         </w:rPr>
       </w:pPr>
       <w:r>
